--- a/1-sinif-dilimizin-zenginlikleri-ekim.docx
+++ b/1-sinif-dilimizin-zenginlikleri-ekim.docx
@@ -4,7 +4,7 @@
   <w:body>
     <w:p>
       <w:pPr>
-        <w:spacing w:after="0" w:before="0"/>
+        <w:spacing w:before="0" w:after="0"/>
       </w:pPr>
       <w:r>
         <w:drawing>
@@ -18,7 +18,7 @@
               <a:graphicData uri="http://schemas.openxmlformats.org/drawingml/2006/picture">
                 <pic:pic>
                   <pic:nvPicPr>
-                    <pic:cNvPr id="0" name="1-sinif-dilimizin-zenginlikleri-ekim-01.jpg"/>
+                    <pic:cNvPr id="0" name="pg_1-sinif-dilimizin-zenginlikleri-ekim_01.jpg"/>
                     <pic:cNvPicPr/>
                   </pic:nvPicPr>
                   <pic:blipFill>
@@ -40,11 +40,13 @@
           </wp:inline>
         </w:drawing>
       </w:r>
+      <w:r>
+        <w:br w:type="page"/>
+      </w:r>
     </w:p>
     <w:p>
       <w:pPr>
-        <w:pageBreakBefore/>
-        <w:spacing w:after="0" w:before="0"/>
+        <w:spacing w:before="0" w:after="0"/>
       </w:pPr>
       <w:r>
         <w:drawing>
@@ -58,7 +60,7 @@
               <a:graphicData uri="http://schemas.openxmlformats.org/drawingml/2006/picture">
                 <pic:pic>
                   <pic:nvPicPr>
-                    <pic:cNvPr id="0" name="1-sinif-dilimizin-zenginlikleri-ekim-02.jpg"/>
+                    <pic:cNvPr id="0" name="pg_1-sinif-dilimizin-zenginlikleri-ekim_02.jpg"/>
                     <pic:cNvPicPr/>
                   </pic:nvPicPr>
                   <pic:blipFill>
@@ -80,11 +82,13 @@
           </wp:inline>
         </w:drawing>
       </w:r>
+      <w:r>
+        <w:br w:type="page"/>
+      </w:r>
     </w:p>
     <w:p>
       <w:pPr>
-        <w:pageBreakBefore/>
-        <w:spacing w:after="0" w:before="0"/>
+        <w:spacing w:before="0" w:after="0"/>
       </w:pPr>
       <w:r>
         <w:drawing>
@@ -98,7 +102,7 @@
               <a:graphicData uri="http://schemas.openxmlformats.org/drawingml/2006/picture">
                 <pic:pic>
                   <pic:nvPicPr>
-                    <pic:cNvPr id="0" name="1-sinif-dilimizin-zenginlikleri-ekim-03.jpg"/>
+                    <pic:cNvPr id="0" name="pg_1-sinif-dilimizin-zenginlikleri-ekim_03.jpg"/>
                     <pic:cNvPicPr/>
                   </pic:nvPicPr>
                   <pic:blipFill>
@@ -120,11 +124,13 @@
           </wp:inline>
         </w:drawing>
       </w:r>
+      <w:r>
+        <w:br w:type="page"/>
+      </w:r>
     </w:p>
     <w:p>
       <w:pPr>
-        <w:pageBreakBefore/>
-        <w:spacing w:after="0" w:before="0"/>
+        <w:spacing w:before="0" w:after="0"/>
       </w:pPr>
       <w:r>
         <w:drawing>
@@ -138,7 +144,7 @@
               <a:graphicData uri="http://schemas.openxmlformats.org/drawingml/2006/picture">
                 <pic:pic>
                   <pic:nvPicPr>
-                    <pic:cNvPr id="0" name="1-sinif-dilimizin-zenginlikleri-ekim-04.jpg"/>
+                    <pic:cNvPr id="0" name="pg_1-sinif-dilimizin-zenginlikleri-ekim_04.jpg"/>
                     <pic:cNvPicPr/>
                   </pic:nvPicPr>
                   <pic:blipFill>
@@ -160,11 +166,13 @@
           </wp:inline>
         </w:drawing>
       </w:r>
+      <w:r>
+        <w:br w:type="page"/>
+      </w:r>
     </w:p>
     <w:p>
       <w:pPr>
-        <w:pageBreakBefore/>
-        <w:spacing w:after="0" w:before="0"/>
+        <w:spacing w:before="0" w:after="0"/>
       </w:pPr>
       <w:r>
         <w:drawing>
@@ -178,7 +186,7 @@
               <a:graphicData uri="http://schemas.openxmlformats.org/drawingml/2006/picture">
                 <pic:pic>
                   <pic:nvPicPr>
-                    <pic:cNvPr id="0" name="1-sinif-dilimizin-zenginlikleri-ekim-05.jpg"/>
+                    <pic:cNvPr id="0" name="pg_1-sinif-dilimizin-zenginlikleri-ekim_05.jpg"/>
                     <pic:cNvPicPr/>
                   </pic:nvPicPr>
                   <pic:blipFill>
@@ -200,11 +208,13 @@
           </wp:inline>
         </w:drawing>
       </w:r>
+      <w:r>
+        <w:br w:type="page"/>
+      </w:r>
     </w:p>
     <w:p>
       <w:pPr>
-        <w:pageBreakBefore/>
-        <w:spacing w:after="0" w:before="0"/>
+        <w:spacing w:before="0" w:after="0"/>
       </w:pPr>
       <w:r>
         <w:drawing>
@@ -218,7 +228,7 @@
               <a:graphicData uri="http://schemas.openxmlformats.org/drawingml/2006/picture">
                 <pic:pic>
                   <pic:nvPicPr>
-                    <pic:cNvPr id="0" name="1-sinif-dilimizin-zenginlikleri-ekim-06.jpg"/>
+                    <pic:cNvPr id="0" name="pg_1-sinif-dilimizin-zenginlikleri-ekim_06.jpg"/>
                     <pic:cNvPicPr/>
                   </pic:nvPicPr>
                   <pic:blipFill>
@@ -240,11 +250,13 @@
           </wp:inline>
         </w:drawing>
       </w:r>
+      <w:r>
+        <w:br w:type="page"/>
+      </w:r>
     </w:p>
     <w:p>
       <w:pPr>
-        <w:pageBreakBefore/>
-        <w:spacing w:after="0" w:before="0"/>
+        <w:spacing w:before="0" w:after="0"/>
       </w:pPr>
       <w:r>
         <w:drawing>
@@ -258,7 +270,7 @@
               <a:graphicData uri="http://schemas.openxmlformats.org/drawingml/2006/picture">
                 <pic:pic>
                   <pic:nvPicPr>
-                    <pic:cNvPr id="0" name="1-sinif-dilimizin-zenginlikleri-ekim-07.jpg"/>
+                    <pic:cNvPr id="0" name="pg_1-sinif-dilimizin-zenginlikleri-ekim_07.jpg"/>
                     <pic:cNvPicPr/>
                   </pic:nvPicPr>
                   <pic:blipFill>
@@ -280,11 +292,13 @@
           </wp:inline>
         </w:drawing>
       </w:r>
+      <w:r>
+        <w:br w:type="page"/>
+      </w:r>
     </w:p>
     <w:p>
       <w:pPr>
-        <w:pageBreakBefore/>
-        <w:spacing w:after="0" w:before="0"/>
+        <w:spacing w:before="0" w:after="0"/>
       </w:pPr>
       <w:r>
         <w:drawing>
@@ -298,7 +312,7 @@
               <a:graphicData uri="http://schemas.openxmlformats.org/drawingml/2006/picture">
                 <pic:pic>
                   <pic:nvPicPr>
-                    <pic:cNvPr id="0" name="1-sinif-dilimizin-zenginlikleri-ekim-08.jpg"/>
+                    <pic:cNvPr id="0" name="pg_1-sinif-dilimizin-zenginlikleri-ekim_08.jpg"/>
                     <pic:cNvPicPr/>
                   </pic:nvPicPr>
                   <pic:blipFill>
@@ -320,11 +334,13 @@
           </wp:inline>
         </w:drawing>
       </w:r>
+      <w:r>
+        <w:br w:type="page"/>
+      </w:r>
     </w:p>
     <w:p>
       <w:pPr>
-        <w:pageBreakBefore/>
-        <w:spacing w:after="0" w:before="0"/>
+        <w:spacing w:before="0" w:after="0"/>
       </w:pPr>
       <w:r>
         <w:drawing>
@@ -338,7 +354,7 @@
               <a:graphicData uri="http://schemas.openxmlformats.org/drawingml/2006/picture">
                 <pic:pic>
                   <pic:nvPicPr>
-                    <pic:cNvPr id="0" name="1-sinif-dilimizin-zenginlikleri-ekim-09.jpg"/>
+                    <pic:cNvPr id="0" name="pg_1-sinif-dilimizin-zenginlikleri-ekim_09.jpg"/>
                     <pic:cNvPicPr/>
                   </pic:nvPicPr>
                   <pic:blipFill>
@@ -360,11 +376,13 @@
           </wp:inline>
         </w:drawing>
       </w:r>
+      <w:r>
+        <w:br w:type="page"/>
+      </w:r>
     </w:p>
     <w:p>
       <w:pPr>
-        <w:pageBreakBefore/>
-        <w:spacing w:after="0" w:before="0"/>
+        <w:spacing w:before="0" w:after="0"/>
       </w:pPr>
       <w:r>
         <w:drawing>
@@ -378,7 +396,7 @@
               <a:graphicData uri="http://schemas.openxmlformats.org/drawingml/2006/picture">
                 <pic:pic>
                   <pic:nvPicPr>
-                    <pic:cNvPr id="0" name="1-sinif-dilimizin-zenginlikleri-ekim-10.jpg"/>
+                    <pic:cNvPr id="0" name="pg_1-sinif-dilimizin-zenginlikleri-ekim_10.jpg"/>
                     <pic:cNvPicPr/>
                   </pic:nvPicPr>
                   <pic:blipFill>
@@ -400,11 +418,13 @@
           </wp:inline>
         </w:drawing>
       </w:r>
+      <w:r>
+        <w:br w:type="page"/>
+      </w:r>
     </w:p>
     <w:p>
       <w:pPr>
-        <w:pageBreakBefore/>
-        <w:spacing w:after="0" w:before="0"/>
+        <w:spacing w:before="0" w:after="0"/>
       </w:pPr>
       <w:r>
         <w:drawing>
@@ -418,7 +438,7 @@
               <a:graphicData uri="http://schemas.openxmlformats.org/drawingml/2006/picture">
                 <pic:pic>
                   <pic:nvPicPr>
-                    <pic:cNvPr id="0" name="1-sinif-dilimizin-zenginlikleri-ekim-11.jpg"/>
+                    <pic:cNvPr id="0" name="pg_1-sinif-dilimizin-zenginlikleri-ekim_11.jpg"/>
                     <pic:cNvPicPr/>
                   </pic:nvPicPr>
                   <pic:blipFill>
@@ -440,11 +460,13 @@
           </wp:inline>
         </w:drawing>
       </w:r>
+      <w:r>
+        <w:br w:type="page"/>
+      </w:r>
     </w:p>
     <w:p>
       <w:pPr>
-        <w:pageBreakBefore/>
-        <w:spacing w:after="0" w:before="0"/>
+        <w:spacing w:before="0" w:after="0"/>
       </w:pPr>
       <w:r>
         <w:drawing>
@@ -458,7 +480,7 @@
               <a:graphicData uri="http://schemas.openxmlformats.org/drawingml/2006/picture">
                 <pic:pic>
                   <pic:nvPicPr>
-                    <pic:cNvPr id="0" name="1-sinif-dilimizin-zenginlikleri-ekim-12.jpg"/>
+                    <pic:cNvPr id="0" name="pg_1-sinif-dilimizin-zenginlikleri-ekim_12.jpg"/>
                     <pic:cNvPicPr/>
                   </pic:nvPicPr>
                   <pic:blipFill>
